--- a/fanfic/ffn_upload/ch25.docx
+++ b/fanfic/ffn_upload/ch25.docx
@@ -64,6 +64,14 @@
         <w:pStyle w:val="BodyText"/>
       </w:pPr>
       <w:r>
+        <w:t xml:space="preserve">Herself she did not hide. Barriss would need to feel her here, alone and waiting, before she came through any door. Whoever else in the city might reach down tonight and feel it too, Ahsoka had decided, would have to be a problem for afterward.</w:t>
+      </w:r>
+    </w:p>
+    <w:p>
+      <w:pPr>
+        <w:pStyle w:val="BodyText"/>
+      </w:pPr>
+      <w:r>
         <w:t xml:space="preserve">By the south loading doors, Ventress was a cold knot of impatience in the shadows.</w:t>
       </w:r>
     </w:p>
@@ -219,7 +227,7 @@
         <w:pStyle w:val="BodyText"/>
       </w:pPr>
       <w:r>
-        <w:t xml:space="preserve">And there it was again, the figure on the catwalk, the shape that had come out of the dark with a red blade in each hand. Ahsoka’s body knew it before her mind did. Her shoulders rose; her grip shifted on the saber hilt; her heart kicked hard against her ribs, the way it had in this room when she had still believed she was fighting a stranger.</w:t>
+        <w:t xml:space="preserve">And there it was again, the figure from among the crates, the shape that had come out of the dark with a red blade in each hand. Ahsoka’s body knew it before her mind did. Her shoulders rose; her grip shifted on the saber hilt; her heart kicked hard against her ribs, the way it had in this room when she had still believed she was fighting a stranger.</w:t>
       </w:r>
     </w:p>
     <w:p>
@@ -487,7 +495,7 @@
         <w:pStyle w:val="BodyText"/>
       </w:pPr>
       <w:r>
-        <w:t xml:space="preserve">Barriss looked at her for a while. Rain fell between them in a curtain from one of the roof holes, catching what little light there was, and Ahsoka thought:</w:t>
+        <w:t xml:space="preserve">Barriss studied her for a while. Rain fell between them in a curtain from one of the roof holes, catching what little light there was, and Ahsoka thought:</w:t>
       </w:r>
       <w:r>
         <w:t xml:space="preserve"> </w:t>
@@ -692,7 +700,7 @@
         <w:t xml:space="preserve">“</w:t>
       </w:r>
       <w:r>
-        <w:t xml:space="preserve">Ahsoka, when did you last see a Jedi heal someone who wasn’t a soldier? When did you last see one of us sit with a farmer, or a child, or a dying man who wasn’t wearing armor we’d given him? We were keepers of the peace once. Now we have ranks. We have</w:t>
+        <w:t xml:space="preserve">Ahsoka, when did you last see a Jedi heal someone who wasn’t a soldier? When did you last see one of us sit with a farmer, or a child, or a dying man who wasn’t wearing armor we’d given him? People used to send for us when they wanted a war stopped. Now we have ranks. We have</w:t>
       </w:r>
       <w:r>
         <w:t xml:space="preserve"> </w:t>
@@ -714,7 +722,7 @@
         <w:t xml:space="preserve"> </w:t>
       </w:r>
       <w:r>
-        <w:t xml:space="preserve">Her voice had not risen. That was the worst of it.</w:t>
+        <w:t xml:space="preserve">Her voice had not risen. It had not needed to.</w:t>
       </w:r>
       <w:r>
         <w:t xml:space="preserve"> </w:t>
@@ -984,7 +992,7 @@
         <w:pStyle w:val="BodyText"/>
       </w:pPr>
       <w:r>
-        <w:t xml:space="preserve">Ahsoka found that she was shaking. Not visibly — or she hoped not visibly — but deep inside, a fine continuous tremor like a ship’s hull at the edge of a jump. The Force pressed close around her, hot and dark at the edges, offering itself. She could feel exactly how easy it would be. She could feel the shape of Barriss’s throat in it.</w:t>
+        <w:t xml:space="preserve">Ahsoka found that she was shaking. Not visibly — or she hoped not visibly — but deep inside, a fine continuous tremor like a ship’s hull in the last second before a jump. The Force pressed close around her, hot and dark at the edges, offering itself. She could feel exactly how easy it would be. She could feel the shape of Barriss’s throat in it.</w:t>
       </w:r>
     </w:p>
     <w:p>
@@ -1039,34 +1047,18 @@
         <w:t xml:space="preserve">“</w:t>
       </w:r>
       <w:r>
-        <w:t xml:space="preserve">He could have caught me. I was on a catwalk twenty meters away. He looked right at me. And then he turned around and held up a building with his hands so that a mother and her child could get out from under it. I stood there and watched him choose.</w:t>
-      </w:r>
-      <w:r>
-        <w:t xml:space="preserve">”</w:t>
-      </w:r>
-    </w:p>
-    <w:p>
-      <w:pPr>
-        <w:pStyle w:val="BodyText"/>
-      </w:pPr>
-      <w:r>
-        <w:t xml:space="preserve">Ahsoka hadn’t known that. Fox had told her about the platform in her cell —</w:t>
-      </w:r>
-      <w:r>
-        <w:t xml:space="preserve"> </w:t>
-      </w:r>
-      <w:r>
-        <w:rPr>
-          <w:iCs/>
-          <w:i/>
-        </w:rPr>
-        <w:t xml:space="preserve">no deaths, the figure escaped</w:t>
-      </w:r>
-      <w:r>
-        <w:t xml:space="preserve"> </w:t>
-      </w:r>
-      <w:r>
-        <w:t xml:space="preserve">— and she had never once thought to ask what it had cost to have no deaths. She thought of Anakin in the visiting room on Narkis, thinner, angrier, a steel cup folding in on itself in front of him. Of how he’d never been able to look at her for long.</w:t>
+        <w:t xml:space="preserve">He could have caught me. I was on a catwalk across the platform. He looked right at me. And then he turned around and held up a building with his hands so that a mother and her child could get out from under it. I stood there and watched him choose.</w:t>
+      </w:r>
+      <w:r>
+        <w:t xml:space="preserve">”</w:t>
+      </w:r>
+    </w:p>
+    <w:p>
+      <w:pPr>
+        <w:pStyle w:val="BodyText"/>
+      </w:pPr>
+      <w:r>
+        <w:t xml:space="preserve">Ahsoka had known it. Anakin had told her himself, in the canyon on Florrum, with the stones lifting around his boots. But she had only ever heard it from his side. She had never pictured the mask up there in the dust, watching him choose, and counting on it. She thought of Anakin in the visiting room on Narkis, thinner, angrier, a steel cup folding in on itself in front of him. Of how he’d never been able to look at her for long.</w:t>
       </w:r>
     </w:p>
     <w:p>
@@ -1370,7 +1362,7 @@
         <w:t xml:space="preserve">“</w:t>
       </w:r>
       <w:r>
-        <w:t xml:space="preserve">I asked you to light three. For the troopers. You lit four. I sat in the Well and thought about that fourth candle for days — I thought you’d lit it for Letta. Because you were kind. Because you felt sorry for a woman everyone hated.</w:t>
+        <w:t xml:space="preserve">I asked you to light three. For the troopers. You lit four. I lay in my cell on Narkis and thought about that fourth candle for days — I thought you’d lit it for Letta. Because you were kind. Because you felt sorry for a woman everyone hated.</w:t>
       </w:r>
       <w:r>
         <w:t xml:space="preserve">”</w:t>
@@ -1459,7 +1451,7 @@
         <w:pStyle w:val="BodyText"/>
       </w:pPr>
       <w:r>
-        <w:t xml:space="preserve">Ahsoka’s eyes stung. She hated that they stung. She had been certain, on Florrum, sitting in the cold outpost with the bacta smell in her nose and the pieces falling together one after another, that once she knew everything she would feel something clean — fury or grief, one or the other, something she could hold by the hilt. Instead she felt everything at once, and none of it had a handle.</w:t>
+        <w:t xml:space="preserve">Ahsoka’s eyes stung. She hated that they stung. She had been certain, on Florrum, sitting in that dead outpost with the bacta smell in her nose and the pieces falling together one after another, that once she knew everything she would feel something clean — fury or grief, one or the other, something she could hold by the hilt. Instead she felt everything at once, and none of it had a handle.</w:t>
       </w:r>
     </w:p>
     <w:p>
@@ -1676,7 +1668,7 @@
         <w:t xml:space="preserve"> </w:t>
       </w:r>
       <w:r>
-        <w:t xml:space="preserve">went through Ahsoka like cold water.</w:t>
+        <w:t xml:space="preserve">went into Ahsoka like a needle.</w:t>
       </w:r>
     </w:p>
     <w:p>
@@ -2051,7 +2043,7 @@
         <w:pStyle w:val="BodyText"/>
       </w:pPr>
       <w:r>
-        <w:t xml:space="preserve">Barriss had always been the better student of forms. Ahsoka had known that since they were thirteen: Barriss in the training salle with her blade drawn in close and level, every parry the minimum, giving nothing away, waiting for you to tire yourself out against her. But Ventress’s sabers weren’t made for that. They were curved at the hilt, built to swing out wide and come back hooking, and Barriss fought with them the way someone speaks a language learned from books — correct, precise, and with every word a half-beat late.</w:t>
+        <w:t xml:space="preserve">Barriss had always been the better student of forms. Ahsoka had known that since the first time they sparred, the year after Geonosis: Barriss in the training salle with her blade drawn in close and level, every parry the minimum, giving nothing away, waiting for you to tire yourself out against her. But Ventress’s sabers weren’t made for that. They were curved at the hilt, built to swing out wide and come back hooking, and Barriss fought with them the way someone speaks a language learned from books — correct, precise, and with every word a half-beat late.</w:t>
       </w:r>
     </w:p>
     <w:p>
@@ -2460,7 +2452,7 @@
         <w:pStyle w:val="BodyText"/>
       </w:pPr>
       <w:r>
-        <w:t xml:space="preserve">She thought about the silent footage. The tribunal had watched it frame by frame — a woman dying in a cell, and Ahsoka Tano standing in front of her doing nothing to stop it. They had looked at that and seen someone who would kill a helpless person because it was convenient. Tarkin had said it in his clean, dry voice. Two hundred senators had believed it.</w:t>
+        <w:t xml:space="preserve">She thought about the silent footage. The tribunal had watched it frame by frame — a woman dying in a cell, and Ahsoka Tano standing in front of her doing nothing to stop it. They had looked at that and seen someone who would kill a helpless person because it was convenient. Tarkin had said it in his clean, dry voice. Nine senators had believed it, and the rest of the Republic after them.</w:t>
       </w:r>
     </w:p>
     <w:p>
@@ -2476,7 +2468,7 @@
         <w:pStyle w:val="BodyText"/>
       </w:pPr>
       <w:r>
-        <w:t xml:space="preserve">They’d been wrong, and she had spent five months in the cold holding onto that one fact like a heat-pack in her coat. If she turned her wrist now, here, in this room, with a woman on her knees before her who couldn’t fight back — then they would have been right after all. Not about the hangar. Not about Letta. About</w:t>
+        <w:t xml:space="preserve">They’d been wrong, and she had spent four months in the ice holding onto that one fact like a heat-pack in her coat. If she turned her wrist now, here, in this room, with a woman on her knees before her who couldn’t fight back — then they would have been right after all. Not about the hangar. Not about Letta. About</w:t>
       </w:r>
       <w:r>
         <w:t xml:space="preserve"> </w:t>
@@ -2655,7 +2647,7 @@
         <w:pStyle w:val="BodyText"/>
       </w:pPr>
       <w:r>
-        <w:t xml:space="preserve">And Ahsoka knew them. She knew that tread the way she knew her own heartbeat — had followed it down a hundred gangways and across a hundred battlefields, had listened for it every day for five months on a moon at the edge of everything. She knew the presence coming down the stair behind it, too, bright and familiar and dear.</w:t>
+        <w:t xml:space="preserve">And Ahsoka knew them. She knew that tread the way she knew her own heartbeat — had followed it down a hundred gangways and across a hundred battlefields, had listened for it every day for four months on a moon past the end of every map. She knew the presence coming down the stair behind it, too, bright and familiar and dear.</w:t>
       </w:r>
     </w:p>
     <w:p>
